--- a/arb/docx/24.content.docx
+++ b/arb/docx/24.content.docx
@@ -9,6 +9,8 @@
       </w:pPr>
       <w:r>
         <w:rPr>
+          <w:rtl/>
+          <w:cs/>
           <w:lang w:val="ar_AE" w:bidi="ar_AE"/>
         </w:rPr>
       </w:r>
@@ -20,12 +22,16 @@
       </w:pPr>
       <w:r>
         <w:rPr>
+          <w:rtl/>
+          <w:cs/>
           <w:lang w:val="ar_AE" w:bidi="ar_AE"/>
         </w:rPr>
         <w:t>Resource: Biblica Study Notes</w:t>
       </w:r>
       <w:r>
         <w:rPr>
+          <w:rtl/>
+          <w:cs/>
           <w:lang w:val="ar_AE" w:bidi="ar_AE"/>
         </w:rPr>
       </w:r>
@@ -36,53 +42,71 @@
       </w:pPr>
       <w:r>
         <w:rPr>
+          <w:rtl/>
+          <w:cs/>
           <w:lang w:val="ar_AE" w:bidi="ar_AE"/>
         </w:rPr>
       </w:r>
       <w:r>
         <w:rPr>
           <w:b/>
+          <w:rtl/>
+          <w:cs/>
           <w:lang w:val="ar_AE" w:bidi="ar_AE"/>
         </w:rPr>
         <w:t>Biblica Study Notes (Book Intros)</w:t>
       </w:r>
       <w:r>
         <w:rPr>
+          <w:rtl/>
+          <w:cs/>
           <w:lang w:val="ar_AE" w:bidi="ar_AE"/>
         </w:rPr>
         <w:t xml:space="preserve"> © 2023 Biblica Inc. Released under CC BY-SA 4.0 license. </w:t>
       </w:r>
       <w:r>
         <w:rPr>
+          <w:rtl/>
+          <w:cs/>
           <w:lang w:val="ar_AE" w:bidi="ar_AE"/>
         </w:rPr>
         <w:t>Biblica Study Notes</w:t>
       </w:r>
       <w:r>
         <w:rPr>
+          <w:rtl/>
+          <w:cs/>
           <w:lang w:val="ar_AE" w:bidi="ar_AE"/>
         </w:rPr>
         <w:t xml:space="preserve"> has been adapted in the following languages: Tok Pisin, Arabic (عربي), French (Français), Hindi (हिंदी), Indonesian (Bahasa Indonesia), Portuguese (Português), Russian (Русский), Spanish (Español), Swahili (Kiswahili), and Simplified Chinese (简体中文)from </w:t>
       </w:r>
       <w:r>
         <w:rPr>
+          <w:rtl/>
+          <w:cs/>
           <w:lang w:val="ar_AE" w:bidi="ar_AE"/>
         </w:rPr>
         <w:t>Biblica Study Notes</w:t>
       </w:r>
       <w:r>
         <w:rPr>
+          <w:rtl/>
+          <w:cs/>
           <w:lang w:val="ar_AE" w:bidi="ar_AE"/>
         </w:rPr>
         <w:t xml:space="preserve"> © 2023 Biblica Inc. Released under CC BY-SA 4.0 license by Mission Mutual</w:t>
       </w:r>
       <w:r>
         <w:rPr>
-          <w:lang w:val="ar_AE" w:bidi="ar_AE"/>
-        </w:rPr>
-      </w:r>
-      <w:r>
-        <w:rPr>
+          <w:rtl/>
+          <w:cs/>
+          <w:lang w:val="ar_AE" w:bidi="ar_AE"/>
+        </w:rPr>
+      </w:r>
+      <w:r>
+        <w:rPr>
+          <w:rtl/>
+          <w:cs/>
           <w:lang w:val="ar_AE" w:bidi="ar_AE"/>
         </w:rPr>
       </w:r>
@@ -94,6 +118,8 @@
       </w:pPr>
       <w:r>
         <w:rPr>
+          <w:rtl/>
+          <w:cs/>
           <w:lang w:val="ar_AE" w:bidi="ar_AE"/>
         </w:rPr>
         <w:t>Biblica Study Notes</w:t>
@@ -123,6 +149,8 @@
       </w:pPr>
       <w:r>
         <w:rPr>
+          <w:rtl/>
+          <w:cs/>
           <w:lang w:val="ar_AE" w:bidi="ar_AE"/>
         </w:rPr>
       </w:r>
@@ -134,12 +162,16 @@
       </w:pPr>
       <w:r>
         <w:rPr>
+          <w:rtl/>
+          <w:cs/>
           <w:lang w:val="ar_AE" w:bidi="ar_AE"/>
         </w:rPr>
         <w:t>JER</w:t>
       </w:r>
       <w:r>
         <w:rPr>
+          <w:rtl/>
+          <w:cs/>
           <w:lang w:val="ar_AE" w:bidi="ar_AE"/>
         </w:rPr>
       </w:r>
@@ -150,22 +182,30 @@
       </w:pPr>
       <w:r>
         <w:rPr>
-          <w:lang w:val="ar_AE" w:bidi="ar_AE"/>
-        </w:rPr>
-      </w:r>
-      <w:r>
-        <w:rPr>
+          <w:rtl/>
+          <w:cs/>
+          <w:lang w:val="ar_AE" w:bidi="ar_AE"/>
+        </w:rPr>
+      </w:r>
+      <w:r>
+        <w:rPr>
+          <w:rtl/>
+          <w:cs/>
           <w:lang w:val="ar_AE" w:bidi="ar_AE"/>
         </w:rPr>
         <w:t xml:space="preserve"> </w:t>
       </w:r>
       <w:r>
         <w:rPr>
-          <w:lang w:val="ar_AE" w:bidi="ar_AE"/>
-        </w:rPr>
-      </w:r>
-      <w:r>
-        <w:rPr>
+          <w:rtl/>
+          <w:cs/>
+          <w:lang w:val="ar_AE" w:bidi="ar_AE"/>
+        </w:rPr>
+      </w:r>
+      <w:r>
+        <w:rPr>
+          <w:rtl/>
+          <w:cs/>
           <w:lang w:val="ar_AE" w:bidi="ar_AE"/>
         </w:rPr>
       </w:r>
@@ -191,6 +231,8 @@
       </w:pPr>
       <w:r>
         <w:rPr>
+          <w:rtl/>
+          <w:cs/>
           <w:lang w:val="ar_AE" w:bidi="ar_AE"/>
         </w:rPr>
       </w:r>
@@ -202,12 +244,16 @@
       </w:pPr>
       <w:r>
         <w:rPr>
+          <w:rtl/>
+          <w:cs/>
           <w:lang w:val="ar_AE" w:bidi="ar_AE"/>
         </w:rPr>
         <w:t>إرميا</w:t>
       </w:r>
       <w:r>
         <w:rPr>
+          <w:rtl/>
+          <w:cs/>
           <w:lang w:val="ar_AE" w:bidi="ar_AE"/>
         </w:rPr>
       </w:r>
@@ -218,12 +264,16 @@
       </w:pPr>
       <w:r>
         <w:rPr>
+          <w:rtl/>
+          <w:cs/>
           <w:lang w:val="ar_AE" w:bidi="ar_AE"/>
         </w:rPr>
       </w:r>
       <w:r>
         <w:rPr>
           <w:b/>
+          <w:rtl/>
+          <w:cs/>
           <w:lang w:val="ar_AE" w:bidi="ar_AE"/>
         </w:rPr>
         <w:t>ما هو سفر إرميا؟</w:t>
@@ -238,11 +288,15 @@
       </w:pPr>
       <w:r>
         <w:rPr>
-          <w:lang w:val="ar_AE" w:bidi="ar_AE"/>
-        </w:rPr>
-      </w:r>
-      <w:r>
-        <w:rPr>
+          <w:rtl/>
+          <w:cs/>
+          <w:lang w:val="ar_AE" w:bidi="ar_AE"/>
+        </w:rPr>
+      </w:r>
+      <w:r>
+        <w:rPr>
+          <w:rtl/>
+          <w:cs/>
           <w:lang w:val="ar_AE" w:bidi="ar_AE"/>
         </w:rPr>
         <w:t>إرميا هو سفر من أسفار الأنبياء في إسرائيل. وهو مجموعة من الرسائل من الله. كما يتضمن صلوات إرميا وقصصًا تم تسجيلها أيضًا في الملوك الثاني والأخبار الثاني.</w:t>
@@ -257,11 +311,15 @@
       </w:pPr>
       <w:r>
         <w:rPr>
-          <w:lang w:val="ar_AE" w:bidi="ar_AE"/>
-        </w:rPr>
-      </w:r>
-      <w:r>
-        <w:rPr>
+          <w:rtl/>
+          <w:cs/>
+          <w:lang w:val="ar_AE" w:bidi="ar_AE"/>
+        </w:rPr>
+      </w:r>
+      <w:r>
+        <w:rPr>
+          <w:rtl/>
+          <w:cs/>
           <w:lang w:val="ar_AE" w:bidi="ar_AE"/>
         </w:rPr>
         <w:t>كانت معظم الرسائل تتعلق بشعب وقادة المملكة الجنوبية. وتم التحدث بها على مدى سنوات عدّة. ولقد تنبأ إرميا خلال وبعد حكم يوشيا، يهوآحاز، يهوياقيم، يهوياكين وصدقيا. فقد تنبأ من حوالي سنة 627 قبل الميلاد إلى فترة ما بعد سنة 586 قبل الميلاد.</w:t>
@@ -276,11 +334,15 @@
       </w:pPr>
       <w:r>
         <w:rPr>
-          <w:lang w:val="ar_AE" w:bidi="ar_AE"/>
-        </w:rPr>
-      </w:r>
-      <w:r>
-        <w:rPr>
+          <w:rtl/>
+          <w:cs/>
+          <w:lang w:val="ar_AE" w:bidi="ar_AE"/>
+        </w:rPr>
+      </w:r>
+      <w:r>
+        <w:rPr>
+          <w:rtl/>
+          <w:cs/>
           <w:lang w:val="ar_AE" w:bidi="ar_AE"/>
         </w:rPr>
         <w:t>تتحدث رسائل إرميا عن الأحداث خلال حُكم هؤلاء الملوك. كما تتحدث عن الأحداث التي حدثت بعد ذلك بمدة طويلة. ويشمل ذلك الأحداث بعد أن سيطرت فارس على بابل.</w:t>
@@ -295,11 +357,15 @@
       </w:pPr>
       <w:r>
         <w:rPr>
-          <w:lang w:val="ar_AE" w:bidi="ar_AE"/>
-        </w:rPr>
-      </w:r>
-      <w:r>
-        <w:rPr>
+          <w:rtl/>
+          <w:cs/>
+          <w:lang w:val="ar_AE" w:bidi="ar_AE"/>
+        </w:rPr>
+      </w:r>
+      <w:r>
+        <w:rPr>
+          <w:rtl/>
+          <w:cs/>
           <w:lang w:val="ar_AE" w:bidi="ar_AE"/>
         </w:rPr>
         <w:t>تم كتابة معظم الرسائل على شكل قصائد، وأغانٍ، وصلوات. ولقد ساعد شخص يُدعى باروخ إرميا في كتابتها.</w:t>
@@ -314,11 +380,15 @@
       </w:pPr>
       <w:r>
         <w:rPr>
-          <w:lang w:val="ar_AE" w:bidi="ar_AE"/>
-        </w:rPr>
-      </w:r>
-      <w:r>
-        <w:rPr>
+          <w:rtl/>
+          <w:cs/>
+          <w:lang w:val="ar_AE" w:bidi="ar_AE"/>
+        </w:rPr>
+      </w:r>
+      <w:r>
+        <w:rPr>
+          <w:rtl/>
+          <w:cs/>
           <w:lang w:val="ar_AE" w:bidi="ar_AE"/>
         </w:rPr>
         <w:t>ولقد فهم كُتّاب العهد الجديد أن بعض نبوات إرميا تحققت في حياة وعمل يسوع.</w:t>
@@ -330,12 +400,16 @@
       </w:pPr>
       <w:r>
         <w:rPr>
+          <w:rtl/>
+          <w:cs/>
           <w:lang w:val="ar_AE" w:bidi="ar_AE"/>
         </w:rPr>
       </w:r>
       <w:r>
         <w:rPr>
           <w:b/>
+          <w:rtl/>
+          <w:cs/>
           <w:lang w:val="ar_AE" w:bidi="ar_AE"/>
         </w:rPr>
         <w:t>لمن كُتب هذا السفر؟</w:t>
@@ -350,11 +424,15 @@
       </w:pPr>
       <w:r>
         <w:rPr>
-          <w:lang w:val="ar_AE" w:bidi="ar_AE"/>
-        </w:rPr>
-      </w:r>
-      <w:r>
-        <w:rPr>
+          <w:rtl/>
+          <w:cs/>
+          <w:lang w:val="ar_AE" w:bidi="ar_AE"/>
+        </w:rPr>
+      </w:r>
+      <w:r>
+        <w:rPr>
+          <w:rtl/>
+          <w:cs/>
           <w:lang w:val="ar_AE" w:bidi="ar_AE"/>
         </w:rPr>
         <w:t>لشعب مملكة يهوذا الجنوبية.</w:t>
@@ -366,12 +444,16 @@
       </w:pPr>
       <w:r>
         <w:rPr>
+          <w:rtl/>
+          <w:cs/>
           <w:lang w:val="ar_AE" w:bidi="ar_AE"/>
         </w:rPr>
       </w:r>
       <w:r>
         <w:rPr>
           <w:b/>
+          <w:rtl/>
+          <w:cs/>
           <w:lang w:val="ar_AE" w:bidi="ar_AE"/>
         </w:rPr>
         <w:t>لماذا كُتب سفر إرميا؟</w:t>
@@ -386,11 +468,15 @@
       </w:pPr>
       <w:r>
         <w:rPr>
-          <w:lang w:val="ar_AE" w:bidi="ar_AE"/>
-        </w:rPr>
-      </w:r>
-      <w:r>
-        <w:rPr>
+          <w:rtl/>
+          <w:cs/>
+          <w:lang w:val="ar_AE" w:bidi="ar_AE"/>
+        </w:rPr>
+      </w:r>
+      <w:r>
+        <w:rPr>
+          <w:rtl/>
+          <w:cs/>
           <w:lang w:val="ar_AE" w:bidi="ar_AE"/>
         </w:rPr>
         <w:t>لحث شعب وقادة المملكة الجنوبية على أن يكونوا أمناء لله.</w:t>
@@ -405,11 +491,15 @@
       </w:pPr>
       <w:r>
         <w:rPr>
-          <w:lang w:val="ar_AE" w:bidi="ar_AE"/>
-        </w:rPr>
-      </w:r>
-      <w:r>
-        <w:rPr>
+          <w:rtl/>
+          <w:cs/>
+          <w:lang w:val="ar_AE" w:bidi="ar_AE"/>
+        </w:rPr>
+      </w:r>
+      <w:r>
+        <w:rPr>
+          <w:rtl/>
+          <w:cs/>
           <w:lang w:val="ar_AE" w:bidi="ar_AE"/>
         </w:rPr>
         <w:t>لإعطائهم الرجاء بخصوص مستقبلهم. وقد كان الرجاء مبنيًا على محبة الله الأمينة لهم.</w:t>
@@ -421,12 +511,16 @@
       </w:pPr>
       <w:r>
         <w:rPr>
+          <w:rtl/>
+          <w:cs/>
           <w:lang w:val="ar_AE" w:bidi="ar_AE"/>
         </w:rPr>
       </w:r>
       <w:r>
         <w:rPr>
           <w:b/>
+          <w:rtl/>
+          <w:cs/>
           <w:lang w:val="ar_AE" w:bidi="ar_AE"/>
         </w:rPr>
         <w:t>الأفكار الرئيسية</w:t>
@@ -441,11 +535,15 @@
       </w:pPr>
       <w:r>
         <w:rPr>
-          <w:lang w:val="ar_AE" w:bidi="ar_AE"/>
-        </w:rPr>
-      </w:r>
-      <w:r>
-        <w:rPr>
+          <w:rtl/>
+          <w:cs/>
+          <w:lang w:val="ar_AE" w:bidi="ar_AE"/>
+        </w:rPr>
+      </w:r>
+      <w:r>
+        <w:rPr>
+          <w:rtl/>
+          <w:cs/>
           <w:lang w:val="ar_AE" w:bidi="ar_AE"/>
         </w:rPr>
         <w:t>الله يجلب القضاء ضد كل من يرفض الابتعاد عن الخطية.</w:t>
@@ -460,11 +558,15 @@
       </w:pPr>
       <w:r>
         <w:rPr>
-          <w:lang w:val="ar_AE" w:bidi="ar_AE"/>
-        </w:rPr>
-      </w:r>
-      <w:r>
-        <w:rPr>
+          <w:rtl/>
+          <w:cs/>
+          <w:lang w:val="ar_AE" w:bidi="ar_AE"/>
+        </w:rPr>
+      </w:r>
+      <w:r>
+        <w:rPr>
+          <w:rtl/>
+          <w:cs/>
           <w:lang w:val="ar_AE" w:bidi="ar_AE"/>
         </w:rPr>
         <w:t>سوف يجعل الله شعبه قادرين على أن يكونوا أمناء له من خلال العهد الجديد. يريد الله أن تكون جميع القبائل والشعوب جزءًا من شعبه المختار.</w:t>
@@ -476,12 +578,16 @@
       </w:pPr>
       <w:r>
         <w:rPr>
+          <w:rtl/>
+          <w:cs/>
           <w:lang w:val="ar_AE" w:bidi="ar_AE"/>
         </w:rPr>
       </w:r>
       <w:r>
         <w:rPr>
           <w:b/>
+          <w:rtl/>
+          <w:cs/>
           <w:lang w:val="ar_AE" w:bidi="ar_AE"/>
         </w:rPr>
         <w:t>مخطط السفر</w:t>
@@ -493,12 +599,16 @@
       </w:pPr>
       <w:r>
         <w:rPr>
+          <w:rtl/>
+          <w:cs/>
           <w:lang w:val="ar_AE" w:bidi="ar_AE"/>
         </w:rPr>
       </w:r>
       <w:r>
         <w:rPr>
           <w:b/>
+          <w:rtl/>
+          <w:cs/>
           <w:lang w:val="ar_AE" w:bidi="ar_AE"/>
         </w:rPr>
         <w:t>الله يختار ويُقدس إرميا كنبي (1).</w:t>
@@ -510,12 +620,16 @@
       </w:pPr>
       <w:r>
         <w:rPr>
+          <w:rtl/>
+          <w:cs/>
           <w:lang w:val="ar_AE" w:bidi="ar_AE"/>
         </w:rPr>
       </w:r>
       <w:r>
         <w:rPr>
           <w:b/>
+          <w:rtl/>
+          <w:cs/>
           <w:lang w:val="ar_AE" w:bidi="ar_AE"/>
         </w:rPr>
         <w:t>رسائل القضاء والرجاء حول المملكة الجنوبية (2:1 – 25:14).</w:t>
@@ -527,12 +641,16 @@
       </w:pPr>
       <w:r>
         <w:rPr>
+          <w:rtl/>
+          <w:cs/>
           <w:lang w:val="ar_AE" w:bidi="ar_AE"/>
         </w:rPr>
       </w:r>
       <w:r>
         <w:rPr>
           <w:b/>
+          <w:rtl/>
+          <w:cs/>
           <w:lang w:val="ar_AE" w:bidi="ar_AE"/>
         </w:rPr>
         <w:t>كأس غضب الله ضد العديد من الأمم (25:15–38).</w:t>
@@ -544,12 +662,16 @@
       </w:pPr>
       <w:r>
         <w:rPr>
+          <w:rtl/>
+          <w:cs/>
           <w:lang w:val="ar_AE" w:bidi="ar_AE"/>
         </w:rPr>
       </w:r>
       <w:r>
         <w:rPr>
           <w:b/>
+          <w:rtl/>
+          <w:cs/>
           <w:lang w:val="ar_AE" w:bidi="ar_AE"/>
         </w:rPr>
         <w:t>قصص عن إرميا (26 – 29).</w:t>
@@ -561,12 +683,16 @@
       </w:pPr>
       <w:r>
         <w:rPr>
+          <w:rtl/>
+          <w:cs/>
           <w:lang w:val="ar_AE" w:bidi="ar_AE"/>
         </w:rPr>
       </w:r>
       <w:r>
         <w:rPr>
           <w:b/>
+          <w:rtl/>
+          <w:cs/>
           <w:lang w:val="ar_AE" w:bidi="ar_AE"/>
         </w:rPr>
         <w:t>رسائل الرجاء لشعب الله (30 ­– 33).</w:t>
@@ -578,12 +704,16 @@
       </w:pPr>
       <w:r>
         <w:rPr>
+          <w:rtl/>
+          <w:cs/>
           <w:lang w:val="ar_AE" w:bidi="ar_AE"/>
         </w:rPr>
       </w:r>
       <w:r>
         <w:rPr>
           <w:b/>
+          <w:rtl/>
+          <w:cs/>
           <w:lang w:val="ar_AE" w:bidi="ar_AE"/>
         </w:rPr>
         <w:t>قصص عن إرميا والمملكة الجنوبية (34 – 45).</w:t>
@@ -595,12 +725,16 @@
       </w:pPr>
       <w:r>
         <w:rPr>
+          <w:rtl/>
+          <w:cs/>
           <w:lang w:val="ar_AE" w:bidi="ar_AE"/>
         </w:rPr>
       </w:r>
       <w:r>
         <w:rPr>
           <w:b/>
+          <w:rtl/>
+          <w:cs/>
           <w:lang w:val="ar_AE" w:bidi="ar_AE"/>
         </w:rPr>
         <w:t>رسائل القضاء على الأمم الأخرى (46 – 49).</w:t>
@@ -612,12 +746,16 @@
       </w:pPr>
       <w:r>
         <w:rPr>
+          <w:rtl/>
+          <w:cs/>
           <w:lang w:val="ar_AE" w:bidi="ar_AE"/>
         </w:rPr>
       </w:r>
       <w:r>
         <w:rPr>
           <w:b/>
+          <w:rtl/>
+          <w:cs/>
           <w:lang w:val="ar_AE" w:bidi="ar_AE"/>
         </w:rPr>
         <w:t>رسائل القضاء على بابل (50 – 51).</w:t>
@@ -629,23 +767,31 @@
       </w:pPr>
       <w:r>
         <w:rPr>
+          <w:rtl/>
+          <w:cs/>
           <w:lang w:val="ar_AE" w:bidi="ar_AE"/>
         </w:rPr>
       </w:r>
       <w:r>
         <w:rPr>
           <w:b/>
+          <w:rtl/>
+          <w:cs/>
           <w:lang w:val="ar_AE" w:bidi="ar_AE"/>
         </w:rPr>
         <w:t>قصة أخيرة عن المملكة الجنوبية (52).</w:t>
       </w:r>
       <w:r>
         <w:rPr>
-          <w:lang w:val="ar_AE" w:bidi="ar_AE"/>
-        </w:rPr>
-      </w:r>
-      <w:r>
-        <w:rPr>
+          <w:rtl/>
+          <w:cs/>
+          <w:lang w:val="ar_AE" w:bidi="ar_AE"/>
+        </w:rPr>
+      </w:r>
+      <w:r>
+        <w:rPr>
+          <w:rtl/>
+          <w:cs/>
           <w:lang w:val="ar_AE" w:bidi="ar_AE"/>
         </w:rPr>
       </w:r>
